--- a/REview File.docx
+++ b/REview File.docx
@@ -691,13 +691,14 @@
       </w:pPr>
       <w:r>
         <w:rPr>
-          <w:noProof/>
+          <w:sz w:val="28"/>
+          <w:szCs w:val="28"/>
         </w:rPr>
         <w:drawing>
-          <wp:inline distT="0" distB="0" distL="0" distR="0" wp14:anchorId="70284561" wp14:editId="53FA85C2">
-            <wp:extent cx="3390900" cy="6804660"/>
-            <wp:effectExtent l="0" t="0" r="0" b="0"/>
-            <wp:docPr id="2" name="Picture 2"/>
+          <wp:inline distT="0" distB="0" distL="0" distR="0" wp14:anchorId="00D8C326" wp14:editId="16C33C5C">
+            <wp:extent cx="4580017" cy="5883150"/>
+            <wp:effectExtent l="0" t="0" r="0" b="3810"/>
+            <wp:docPr id="13" name="Picture 13"/>
             <wp:cNvGraphicFramePr>
               <a:graphicFrameLocks xmlns:a="http://schemas.openxmlformats.org/drawingml/2006/main" noChangeAspect="1"/>
             </wp:cNvGraphicFramePr>
@@ -705,36 +706,23 @@
               <a:graphicData uri="http://schemas.openxmlformats.org/drawingml/2006/picture">
                 <pic:pic xmlns:pic="http://schemas.openxmlformats.org/drawingml/2006/picture">
                   <pic:nvPicPr>
-                    <pic:cNvPr id="0" name="Picture 3"/>
-                    <pic:cNvPicPr>
-                      <a:picLocks noChangeAspect="1" noChangeArrowheads="1"/>
-                    </pic:cNvPicPr>
+                    <pic:cNvPr id="1" name=""/>
+                    <pic:cNvPicPr/>
                   </pic:nvPicPr>
                   <pic:blipFill>
-                    <a:blip r:embed="rId5">
-                      <a:extLst>
-                        <a:ext uri="{28A0092B-C50C-407E-A947-70E740481C1C}">
-                          <a14:useLocalDpi xmlns:a14="http://schemas.microsoft.com/office/drawing/2010/main" val="0"/>
-                        </a:ext>
-                      </a:extLst>
-                    </a:blip>
-                    <a:srcRect/>
+                    <a:blip r:embed="rId5"/>
                     <a:stretch>
                       <a:fillRect/>
                     </a:stretch>
                   </pic:blipFill>
-                  <pic:spPr bwMode="auto">
+                  <pic:spPr>
                     <a:xfrm>
                       <a:off x="0" y="0"/>
-                      <a:ext cx="3390900" cy="6804660"/>
+                      <a:ext cx="4580017" cy="5883150"/>
                     </a:xfrm>
                     <a:prstGeom prst="rect">
                       <a:avLst/>
                     </a:prstGeom>
-                    <a:noFill/>
-                    <a:ln>
-                      <a:noFill/>
-                    </a:ln>
                   </pic:spPr>
                 </pic:pic>
               </a:graphicData>
@@ -762,6 +750,33 @@
     <w:p>
       <w:pPr>
         <w:rPr>
+          <w:sz w:val="28"/>
+          <w:szCs w:val="28"/>
+        </w:rPr>
+      </w:pPr>
+    </w:p>
+    <w:p>
+      <w:pPr>
+        <w:rPr>
+          <w:rFonts w:ascii="Times New Roman" w:hAnsi="Times New Roman" w:cs="Times New Roman"/>
+          <w:sz w:val="28"/>
+          <w:szCs w:val="28"/>
+        </w:rPr>
+      </w:pPr>
+    </w:p>
+    <w:p>
+      <w:pPr>
+        <w:rPr>
+          <w:rFonts w:ascii="Times New Roman" w:hAnsi="Times New Roman" w:cs="Times New Roman"/>
+          <w:sz w:val="28"/>
+          <w:szCs w:val="28"/>
+        </w:rPr>
+      </w:pPr>
+    </w:p>
+    <w:p>
+      <w:pPr>
+        <w:rPr>
+          <w:rFonts w:ascii="Times New Roman" w:hAnsi="Times New Roman" w:cs="Times New Roman"/>
           <w:sz w:val="28"/>
           <w:szCs w:val="28"/>
         </w:rPr>
